--- a/reports/Lab3.docx
+++ b/reports/Lab3.docx
@@ -2548,7 +2548,7 @@
           <w:sz w:val="28"/>
           <w:szCs w:val="28"/>
         </w:rPr>
-        <w:t>1) Включены admin и staticfiles (обычно включены по умолчанию).</w:t>
+        <w:t>1) Включены admin и staticfiles.</w:t>
       </w:r>
     </w:p>
     <w:p>
@@ -5375,6 +5375,7 @@
           <w:rFonts w:hint="default" w:ascii="Consolas" w:hAnsi="Consolas" w:cs="Consolas"/>
           <w:sz w:val="20"/>
           <w:szCs w:val="20"/>
+          <w:lang w:val="en-US"/>
         </w:rPr>
       </w:pPr>
       <w:r>
@@ -5957,16 +5958,11 @@
         </w:rPr>
       </w:pPr>
       <w:r>
-        <w:rPr>
-          <w:rFonts w:hint="default" w:ascii="Times New Roman" w:hAnsi="Times New Roman" w:cs="Times New Roman"/>
-          <w:sz w:val="28"/>
-          <w:szCs w:val="28"/>
-        </w:rPr>
         <w:drawing>
           <wp:inline distT="0" distB="0" distL="114300" distR="114300">
-            <wp:extent cx="5486400" cy="2423160"/>
-            <wp:effectExtent l="0" t="0" r="0" b="0"/>
-            <wp:docPr id="22" name="Изображение 22"/>
+            <wp:extent cx="5486400" cy="2700655"/>
+            <wp:effectExtent l="0" t="0" r="0" b="4445"/>
+            <wp:docPr id="6" name="Изображение 1"/>
             <wp:cNvGraphicFramePr>
               <a:graphicFrameLocks xmlns:a="http://schemas.openxmlformats.org/drawingml/2006/main" noChangeAspect="1"/>
             </wp:cNvGraphicFramePr>
@@ -5974,14 +5970,13 @@
               <a:graphicData uri="http://schemas.openxmlformats.org/drawingml/2006/picture">
                 <pic:pic xmlns:pic="http://schemas.openxmlformats.org/drawingml/2006/picture">
                   <pic:nvPicPr>
-                    <pic:cNvPr id="22" name="Изображение 22"/>
+                    <pic:cNvPr id="6" name="Изображение 1"/>
                     <pic:cNvPicPr>
                       <a:picLocks noChangeAspect="1"/>
                     </pic:cNvPicPr>
                   </pic:nvPicPr>
                   <pic:blipFill>
                     <a:blip r:embed="rId22"/>
-                    <a:srcRect b="21481"/>
                     <a:stretch>
                       <a:fillRect/>
                     </a:stretch>
@@ -5989,7 +5984,7 @@
                   <pic:spPr>
                     <a:xfrm>
                       <a:off x="0" y="0"/>
-                      <a:ext cx="5486400" cy="2423160"/>
+                      <a:ext cx="5486400" cy="2700655"/>
                     </a:xfrm>
                     <a:prstGeom prst="rect">
                       <a:avLst/>
@@ -6005,6 +6000,8 @@
           </wp:inline>
         </w:drawing>
       </w:r>
+      <w:bookmarkStart w:id="13" w:name="_GoBack"/>
+      <w:bookmarkEnd w:id="13"/>
     </w:p>
     <w:p>
       <w:pPr>
@@ -6091,6 +6088,7 @@
       <w:pPr>
         <w:pStyle w:val="2"/>
         <w:numPr>
+          <w:ilvl w:val="0"/>
           <w:numId w:val="0"/>
         </w:numPr>
         <w:tabs>
@@ -6103,8 +6101,6 @@
         </w:rPr>
       </w:pPr>
       <w:bookmarkStart w:id="12" w:name="_Toc19938"/>
-      <w:bookmarkStart w:id="13" w:name="_GoBack"/>
-      <w:bookmarkEnd w:id="13"/>
       <w:r>
         <w:rPr>
           <w:rFonts w:hint="default"/>
